--- a/Docs/TechTask/ТЗ 0.0.9.docx
+++ b/Docs/TechTask/ТЗ 0.0.9.docx
@@ -286,9 +286,6 @@
     </w:p>
     <w:p>
       <w:r>
-        <w:rPr>
-          <w:lang w:val="en-US"/>
-        </w:rPr>
         <w:t xml:space="preserve">0.0.9.3. </w:t>
       </w:r>
       <w:r>
@@ -301,8 +298,23 @@
       </w:r>
     </w:p>
     <w:p>
+      <w:r>
+        <w:t>0.0.9.</w:t>
+      </w:r>
+      <w:r>
+        <w:t>5</w:t>
+      </w:r>
+      <w:r>
+        <w:t>.</w:t>
+      </w:r>
+      <w:r>
+        <w:t xml:space="preserve"> Ручные </w:t>
+      </w:r>
       <w:bookmarkStart w:id="0" w:name="_GoBack"/>
       <w:bookmarkEnd w:id="0"/>
+      <w:r>
+        <w:t>тесты</w:t>
+      </w:r>
     </w:p>
     <w:p/>
     <w:sectPr>
